--- a/Documents/INT-001 Integración.docx
+++ b/Documents/INT-001 Integración.docx
@@ -230,7 +230,7 @@
           <w:sz w:val="36"/>
           <w:szCs w:val="36"/>
         </w:rPr>
-        <w:t>The Stallions Team</w:t>
+        <w:t>Wani Connect</w:t>
       </w:r>
     </w:p>
     <w:p>
@@ -3410,43 +3410,45 @@
           <w:sz w:val="24"/>
           <w:szCs w:val="24"/>
         </w:rPr>
-        <w:t xml:space="preserve">La comunicación entre el frontend y el backend se realiza a través de una arquitectura cliente-servidor basada en el patrón de API REST. El frontend, desarrollado con Expo y </w:t>
-      </w:r>
-      <w:proofErr w:type="spellStart"/>
+        <w:t>La comunicación entre el frontend y el backend se realiza a través de una arquitectura cliente-servidor basada en el patrón de API REST. El frontend, desarrollado con Expo y React Native, actúa como cliente HTTP y envía solicitudes al backend, el cual está desarrollado con Spring Boot y expone una serie de recursos a través de URLs. Cada solicitud se realiza mediante el cliente HTTP</w:t>
+      </w:r>
       <w:r>
         <w:rPr>
           <w:rFonts w:eastAsia="Times New Roman" w:cs="Times New Roman"/>
           <w:sz w:val="24"/>
           <w:szCs w:val="24"/>
         </w:rPr>
-        <w:t>React</w:t>
-      </w:r>
-      <w:proofErr w:type="spellEnd"/>
+        <w:t>S</w:t>
+      </w:r>
       <w:r>
         <w:rPr>
           <w:rFonts w:eastAsia="Times New Roman" w:cs="Times New Roman"/>
           <w:sz w:val="24"/>
           <w:szCs w:val="24"/>
         </w:rPr>
-        <w:t xml:space="preserve"> Native, actúa como cliente HTTP y envía solicitudes al backend, el cual está desarrollado con Spring Boot y expone una serie de recursos a través de </w:t>
-      </w:r>
-      <w:proofErr w:type="spellStart"/>
+        <w:t xml:space="preserve"> Axios, el cual centraliza la configuración de la conexión, los encabezados por defecto y el manejo de errores a nivel global.</w:t>
+      </w:r>
+    </w:p>
+    <w:p>
+      <w:pPr>
+        <w:spacing w:line="360" w:lineRule="auto"/>
+        <w:ind w:firstLine="720"/>
+      </w:pPr>
       <w:r>
         <w:rPr>
           <w:rFonts w:eastAsia="Times New Roman" w:cs="Times New Roman"/>
           <w:sz w:val="24"/>
           <w:szCs w:val="24"/>
         </w:rPr>
-        <w:t>URLs</w:t>
-      </w:r>
-      <w:proofErr w:type="spellEnd"/>
+        <w:t>El flujo general de comunicación es el siguiente: el frontend construye una instancia de Axios con una URL base, agrega automáticamente el encabezado de autorización mediante un interceptor de solicitud y, a partir de cada servicio, invoca los endpoints correspondientes con el método HTTP</w:t>
+      </w:r>
       <w:r>
         <w:rPr>
           <w:rFonts w:eastAsia="Times New Roman" w:cs="Times New Roman"/>
           <w:sz w:val="24"/>
           <w:szCs w:val="24"/>
         </w:rPr>
-        <w:t>. Cada solicitud se realiza mediante el cliente HTTP</w:t>
+        <w:t>S</w:t>
       </w:r>
       <w:r>
         <w:rPr>
@@ -3454,108 +3456,34 @@
           <w:sz w:val="24"/>
           <w:szCs w:val="24"/>
         </w:rPr>
-        <w:t>S</w:t>
-      </w:r>
+        <w:t xml:space="preserve"> adecuado. Cuando el servidor responde, el interceptor de respuesta procesa el resultado y, si la sesión ha expirado, notifica al contexto de autenticación para terminar la sesión del usuario.</w:t>
+      </w:r>
+    </w:p>
+    <w:p>
+      <w:pPr>
+        <w:pStyle w:val="Ttulo2"/>
+      </w:pPr>
+      <w:bookmarkStart w:id="5" w:name="_Toc239338787"/>
+      <w:r>
+        <w:rPr>
+          <w:rFonts w:eastAsia="Times New Roman"/>
+        </w:rPr>
+        <w:t>2.2 URL base y entornos (desarrollo, producción)</w:t>
+      </w:r>
+      <w:bookmarkEnd w:id="5"/>
+    </w:p>
+    <w:p>
+      <w:pPr>
+        <w:spacing w:line="360" w:lineRule="auto"/>
+        <w:ind w:firstLine="720"/>
+      </w:pPr>
       <w:r>
         <w:rPr>
           <w:rFonts w:eastAsia="Times New Roman" w:cs="Times New Roman"/>
           <w:sz w:val="24"/>
           <w:szCs w:val="24"/>
         </w:rPr>
-        <w:t xml:space="preserve"> Axios, el cual centraliza la configuración de la conexión, los encabezados por defecto y el manejo de errores a nivel global.</w:t>
-      </w:r>
-    </w:p>
-    <w:p>
-      <w:pPr>
-        <w:spacing w:line="360" w:lineRule="auto"/>
-        <w:ind w:firstLine="720"/>
-      </w:pPr>
-      <w:r>
-        <w:rPr>
-          <w:rFonts w:eastAsia="Times New Roman" w:cs="Times New Roman"/>
-          <w:sz w:val="24"/>
-          <w:szCs w:val="24"/>
-        </w:rPr>
-        <w:t>El flujo general de comunicación es el siguiente: el frontend construye una instancia de Axios con una URL base, agrega automáticamente el encabezado de autorización mediante un interceptor de solicitud y, a partir de cada servicio, invoca los endpoints correspondientes con el método HTTP</w:t>
-      </w:r>
-      <w:r>
-        <w:rPr>
-          <w:rFonts w:eastAsia="Times New Roman" w:cs="Times New Roman"/>
-          <w:sz w:val="24"/>
-          <w:szCs w:val="24"/>
-        </w:rPr>
-        <w:t>S</w:t>
-      </w:r>
-      <w:r>
-        <w:rPr>
-          <w:rFonts w:eastAsia="Times New Roman" w:cs="Times New Roman"/>
-          <w:sz w:val="24"/>
-          <w:szCs w:val="24"/>
-        </w:rPr>
-        <w:t xml:space="preserve"> adecuado. Cuando el servidor responde, el interceptor de respuesta procesa el resultado y, si la sesión ha expirado, notifica al contexto de autenticación para terminar la sesión del usuario.</w:t>
-      </w:r>
-    </w:p>
-    <w:p>
-      <w:pPr>
-        <w:pStyle w:val="Ttulo2"/>
-      </w:pPr>
-      <w:bookmarkStart w:id="5" w:name="_Toc239338787"/>
-      <w:r>
-        <w:rPr>
-          <w:rFonts w:eastAsia="Times New Roman"/>
-        </w:rPr>
-        <w:t>2.2 URL base y entornos (desarrollo, producción)</w:t>
-      </w:r>
-      <w:bookmarkEnd w:id="5"/>
-    </w:p>
-    <w:p>
-      <w:pPr>
-        <w:spacing w:line="360" w:lineRule="auto"/>
-        <w:ind w:firstLine="720"/>
-      </w:pPr>
-      <w:r>
-        <w:rPr>
-          <w:rFonts w:eastAsia="Times New Roman" w:cs="Times New Roman"/>
-          <w:sz w:val="24"/>
-          <w:szCs w:val="24"/>
-        </w:rPr>
-        <w:t xml:space="preserve">La URL base de la API se determina de manera dinámica mediante la función </w:t>
-      </w:r>
-      <w:proofErr w:type="spellStart"/>
-      <w:r>
-        <w:rPr>
-          <w:rFonts w:eastAsia="Times New Roman" w:cs="Times New Roman"/>
-          <w:sz w:val="24"/>
-          <w:szCs w:val="24"/>
-        </w:rPr>
-        <w:t>getApiBase</w:t>
-      </w:r>
-      <w:proofErr w:type="spellEnd"/>
-      <w:r>
-        <w:rPr>
-          <w:rFonts w:eastAsia="Times New Roman" w:cs="Times New Roman"/>
-          <w:sz w:val="24"/>
-          <w:szCs w:val="24"/>
-        </w:rPr>
-        <w:t>, la cual evalúa las fuentes en un orden de prioridad definido. En primer lugar, se considera la variable de entorno EXPO_PUBLIC_API_URL, la cual permite apuntar de forma explícita a un entorno específico como desarrollo, pruebas o producción. Si esta variable no está definida, la aplicación recurre al host del servidor de desarrollo de Expo (</w:t>
-      </w:r>
-      <w:proofErr w:type="spellStart"/>
-      <w:r>
-        <w:rPr>
-          <w:rFonts w:eastAsia="Times New Roman" w:cs="Times New Roman"/>
-          <w:sz w:val="24"/>
-          <w:szCs w:val="24"/>
-        </w:rPr>
-        <w:t>hostUri</w:t>
-      </w:r>
-      <w:proofErr w:type="spellEnd"/>
-      <w:r>
-        <w:rPr>
-          <w:rFonts w:eastAsia="Times New Roman" w:cs="Times New Roman"/>
-          <w:sz w:val="24"/>
-          <w:szCs w:val="24"/>
-        </w:rPr>
-        <w:t>) y construye una URL con el puerto 8080, lo que permite que en desarrollo el frontend apunte automáticamente al backend que se ejecuta en la misma máquina. Como último recurso se utiliza la dirección http://localhost:8080.</w:t>
+        <w:t>La URL base de la API se determina de manera dinámica mediante la función getApiBase, la cual evalúa las fuentes en un orden de prioridad definido. En primer lugar, se considera la variable de entorno EXPO_PUBLIC_API_URL, la cual permite apuntar de forma explícita a un entorno específico como desarrollo, pruebas o producción. Si esta variable no está definida, la aplicación recurre al host del servidor de desarrollo de Expo (hostUri) y construye una URL con el puerto 8080, lo que permite que en desarrollo el frontend apunte automáticamente al backend que se ejecuta en la misma máquina. Como último recurso se utiliza la dirección http://localhost:8080.</w:t>
       </w:r>
     </w:p>
     <w:p>
@@ -3641,12 +3569,6 @@
         <w:gridCol w:w="5395"/>
       </w:tblGrid>
       <w:tr>
-        <w:tblPrEx>
-          <w:tblCellMar>
-            <w:top w:w="0" w:type="dxa"/>
-            <w:bottom w:w="0" w:type="dxa"/>
-          </w:tblCellMar>
-        </w:tblPrEx>
         <w:trPr>
           <w:tblHeader/>
         </w:trPr>
@@ -3718,12 +3640,6 @@
         </w:tc>
       </w:tr>
       <w:tr>
-        <w:tblPrEx>
-          <w:tblCellMar>
-            <w:top w:w="0" w:type="dxa"/>
-            <w:bottom w:w="0" w:type="dxa"/>
-          </w:tblCellMar>
-        </w:tblPrEx>
         <w:tc>
           <w:tcPr>
             <w:tcW w:w="750" w:type="pct"/>
@@ -3783,12 +3699,6 @@
         </w:tc>
       </w:tr>
       <w:tr>
-        <w:tblPrEx>
-          <w:tblCellMar>
-            <w:top w:w="0" w:type="dxa"/>
-            <w:bottom w:w="0" w:type="dxa"/>
-          </w:tblCellMar>
-        </w:tblPrEx>
         <w:tc>
           <w:tcPr>
             <w:tcW w:w="750" w:type="pct"/>
@@ -3819,7 +3729,6 @@
             <w:pPr>
               <w:spacing w:line="480" w:lineRule="auto"/>
             </w:pPr>
-            <w:proofErr w:type="spellStart"/>
             <w:proofErr w:type="gramStart"/>
             <w:r>
               <w:rPr>
@@ -3829,7 +3738,6 @@
               </w:rPr>
               <w:t>Constants.expoConfig.hostUri</w:t>
             </w:r>
-            <w:proofErr w:type="spellEnd"/>
             <w:proofErr w:type="gramEnd"/>
           </w:p>
         </w:tc>
@@ -3855,12 +3763,6 @@
         </w:tc>
       </w:tr>
       <w:tr>
-        <w:tblPrEx>
-          <w:tblCellMar>
-            <w:top w:w="0" w:type="dxa"/>
-            <w:bottom w:w="0" w:type="dxa"/>
-          </w:tblCellMar>
-        </w:tblPrEx>
         <w:tc>
           <w:tcPr>
             <w:tcW w:w="750" w:type="pct"/>
@@ -4031,7 +3933,6 @@
         </w:rPr>
         <w:t xml:space="preserve"> del frontend se centraliza a través de una única instancia de Axios definida en el archivo de servicios. Esta instancia se crea con la función </w:t>
       </w:r>
-      <w:proofErr w:type="spellStart"/>
       <w:proofErr w:type="gramStart"/>
       <w:r>
         <w:rPr>
@@ -4041,7 +3942,6 @@
         </w:rPr>
         <w:t>axios.create</w:t>
       </w:r>
-      <w:proofErr w:type="spellEnd"/>
       <w:proofErr w:type="gramEnd"/>
       <w:r>
         <w:rPr>
@@ -4076,25 +3976,7 @@
           <w:sz w:val="24"/>
           <w:szCs w:val="24"/>
         </w:rPr>
-        <w:t xml:space="preserve">La instancia de Axios incorpora dos interceptores que actúan a nivel global sobre todas las solicitudes y respuestas. El interceptor de solicitud se ejecuta antes de que cada petición sea enviada al servidor. De forma asíncrona, consulta el token de autenticación del almacenamiento seguro y, si existe, agrega el encabezado </w:t>
-      </w:r>
-      <w:proofErr w:type="spellStart"/>
-      <w:r>
-        <w:rPr>
-          <w:rFonts w:eastAsia="Times New Roman" w:cs="Times New Roman"/>
-          <w:sz w:val="24"/>
-          <w:szCs w:val="24"/>
-        </w:rPr>
-        <w:t>Authorization</w:t>
-      </w:r>
-      <w:proofErr w:type="spellEnd"/>
-      <w:r>
-        <w:rPr>
-          <w:rFonts w:eastAsia="Times New Roman" w:cs="Times New Roman"/>
-          <w:sz w:val="24"/>
-          <w:szCs w:val="24"/>
-        </w:rPr>
-        <w:t xml:space="preserve"> con el esquema Bearer. De esta manera, no es necesario indicar manualmente el token en cada llamada.</w:t>
+        <w:t>La instancia de Axios incorpora dos interceptores que actúan a nivel global sobre todas las solicitudes y respuestas. El interceptor de solicitud se ejecuta antes de que cada petición sea enviada al servidor. De forma asíncrona, consulta el token de autenticación del almacenamiento seguro y, si existe, agrega el encabezado Authorization con el esquema Bearer. De esta manera, no es necesario indicar manualmente el token en cada llamada.</w:t>
       </w:r>
     </w:p>
     <w:p>
@@ -4212,12 +4094,6 @@
         <w:gridCol w:w="5719"/>
       </w:tblGrid>
       <w:tr>
-        <w:tblPrEx>
-          <w:tblCellMar>
-            <w:top w:w="0" w:type="dxa"/>
-            <w:bottom w:w="0" w:type="dxa"/>
-          </w:tblCellMar>
-        </w:tblPrEx>
         <w:trPr>
           <w:tblHeader/>
         </w:trPr>
@@ -4289,12 +4165,6 @@
         </w:tc>
       </w:tr>
       <w:tr>
-        <w:tblPrEx>
-          <w:tblCellMar>
-            <w:top w:w="0" w:type="dxa"/>
-            <w:bottom w:w="0" w:type="dxa"/>
-          </w:tblCellMar>
-        </w:tblPrEx>
         <w:tc>
           <w:tcPr>
             <w:tcW w:w="1100" w:type="pct"/>
@@ -4348,36 +4218,12 @@
                 <w:sz w:val="24"/>
                 <w:szCs w:val="24"/>
               </w:rPr>
-              <w:t xml:space="preserve">Consulta el token del almacenamiento y agrega el encabezado </w:t>
-            </w:r>
-            <w:proofErr w:type="spellStart"/>
-            <w:r>
-              <w:rPr>
-                <w:rFonts w:eastAsia="Times New Roman" w:cs="Times New Roman"/>
-                <w:sz w:val="24"/>
-                <w:szCs w:val="24"/>
-              </w:rPr>
-              <w:t>Authorization</w:t>
-            </w:r>
-            <w:proofErr w:type="spellEnd"/>
-            <w:r>
-              <w:rPr>
-                <w:rFonts w:eastAsia="Times New Roman" w:cs="Times New Roman"/>
-                <w:sz w:val="24"/>
-                <w:szCs w:val="24"/>
-              </w:rPr>
-              <w:t>: Bearer &lt;token&gt; cuando existe.</w:t>
+              <w:t>Consulta el token del almacenamiento y agrega el encabezado Authorization: Bearer &lt;token&gt; cuando existe.</w:t>
             </w:r>
           </w:p>
         </w:tc>
       </w:tr>
       <w:tr>
-        <w:tblPrEx>
-          <w:tblCellMar>
-            <w:top w:w="0" w:type="dxa"/>
-            <w:bottom w:w="0" w:type="dxa"/>
-          </w:tblCellMar>
-        </w:tblPrEx>
         <w:tc>
           <w:tcPr>
             <w:tcW w:w="1100" w:type="pct"/>
@@ -4434,25 +4280,7 @@
                 <w:sz w:val="24"/>
                 <w:szCs w:val="24"/>
               </w:rPr>
-              <w:t>Devuelve la respuesta en éxito; en un 401 con autorización y fuera de rutas /</w:t>
-            </w:r>
-            <w:proofErr w:type="spellStart"/>
-            <w:r>
-              <w:rPr>
-                <w:rFonts w:eastAsia="Times New Roman" w:cs="Times New Roman"/>
-                <w:sz w:val="24"/>
-                <w:szCs w:val="24"/>
-              </w:rPr>
-              <w:t>auth</w:t>
-            </w:r>
-            <w:proofErr w:type="spellEnd"/>
-            <w:r>
-              <w:rPr>
-                <w:rFonts w:eastAsia="Times New Roman" w:cs="Times New Roman"/>
-                <w:sz w:val="24"/>
-                <w:szCs w:val="24"/>
-              </w:rPr>
-              <w:t>, emite el evento de sesión expirada.</w:t>
+              <w:t>Devuelve la respuesta en éxito; en un 401 con autorización y fuera de rutas /auth, emite el evento de sesión expirada.</w:t>
             </w:r>
           </w:p>
         </w:tc>
@@ -4479,21 +4307,7 @@
         <w:rPr>
           <w:rFonts w:eastAsia="Times New Roman"/>
         </w:rPr>
-        <w:t xml:space="preserve">3.3 Manejo de </w:t>
-      </w:r>
-      <w:proofErr w:type="spellStart"/>
-      <w:r>
-        <w:rPr>
-          <w:rFonts w:eastAsia="Times New Roman"/>
-        </w:rPr>
-        <w:t>headers</w:t>
-      </w:r>
-      <w:proofErr w:type="spellEnd"/>
-      <w:r>
-        <w:rPr>
-          <w:rFonts w:eastAsia="Times New Roman"/>
-        </w:rPr>
-        <w:t xml:space="preserve"> por defecto</w:t>
+        <w:t>3.3 Manejo de headers por defecto</w:t>
       </w:r>
       <w:bookmarkEnd w:id="9"/>
     </w:p>
@@ -4513,61 +4327,7 @@
           <w:sz w:val="24"/>
           <w:szCs w:val="24"/>
         </w:rPr>
-        <w:t>El encabezado más relevante que se agrega por defecto a las solicitudes es el de autorización, con el esquema Bearer, tal como se describe en el interceptor de solicitud. Además, para las operaciones de subida de archivos, como la carga de fotografías de perfil, eventos o de la comunidad, los servicios especifican de forma explícita el encabezado Content-</w:t>
-      </w:r>
-      <w:proofErr w:type="spellStart"/>
-      <w:r>
-        <w:rPr>
-          <w:rFonts w:eastAsia="Times New Roman" w:cs="Times New Roman"/>
-          <w:sz w:val="24"/>
-          <w:szCs w:val="24"/>
-        </w:rPr>
-        <w:t>Type</w:t>
-      </w:r>
-      <w:proofErr w:type="spellEnd"/>
-      <w:r>
-        <w:rPr>
-          <w:rFonts w:eastAsia="Times New Roman" w:cs="Times New Roman"/>
-          <w:sz w:val="24"/>
-          <w:szCs w:val="24"/>
-        </w:rPr>
-        <w:t xml:space="preserve"> con el valor </w:t>
-      </w:r>
-      <w:proofErr w:type="spellStart"/>
-      <w:r>
-        <w:rPr>
-          <w:rFonts w:eastAsia="Times New Roman" w:cs="Times New Roman"/>
-          <w:sz w:val="24"/>
-          <w:szCs w:val="24"/>
-        </w:rPr>
-        <w:t>multipart</w:t>
-      </w:r>
-      <w:proofErr w:type="spellEnd"/>
-      <w:r>
-        <w:rPr>
-          <w:rFonts w:eastAsia="Times New Roman" w:cs="Times New Roman"/>
-          <w:sz w:val="24"/>
-          <w:szCs w:val="24"/>
-        </w:rPr>
-        <w:t>/</w:t>
-      </w:r>
-      <w:proofErr w:type="spellStart"/>
-      <w:r>
-        <w:rPr>
-          <w:rFonts w:eastAsia="Times New Roman" w:cs="Times New Roman"/>
-          <w:sz w:val="24"/>
-          <w:szCs w:val="24"/>
-        </w:rPr>
-        <w:t>form</w:t>
-      </w:r>
-      <w:proofErr w:type="spellEnd"/>
-      <w:r>
-        <w:rPr>
-          <w:rFonts w:eastAsia="Times New Roman" w:cs="Times New Roman"/>
-          <w:sz w:val="24"/>
-          <w:szCs w:val="24"/>
-        </w:rPr>
-        <w:t>-data, lo cual permite enviar los datos binarios junto con los campos adicionales de la solicitud. El resto de encabezados, como el tipo de contenido para solicitudes JSON, son manejados automáticamente por Axios según el cuerpo de la petición.</w:t>
+        <w:t>El encabezado más relevante que se agrega por defecto a las solicitudes es el de autorización, con el esquema Bearer, tal como se describe en el interceptor de solicitud. Además, para las operaciones de subida de archivos, como la carga de fotografías de perfil, eventos o de la comunidad, los servicios especifican de forma explícita el encabezado Content-Type con el valor multipart/form-data, lo cual permite enviar los datos binarios junto con los campos adicionales de la solicitud. El resto de encabezados, como el tipo de contenido para solicitudes JSON, son manejados automáticamente por Axios según el cuerpo de la petición.</w:t>
       </w:r>
     </w:p>
     <w:p>
@@ -4638,12 +4398,6 @@
         <w:gridCol w:w="4856"/>
       </w:tblGrid>
       <w:tr>
-        <w:tblPrEx>
-          <w:tblCellMar>
-            <w:top w:w="0" w:type="dxa"/>
-            <w:bottom w:w="0" w:type="dxa"/>
-          </w:tblCellMar>
-        </w:tblPrEx>
         <w:trPr>
           <w:tblHeader/>
         </w:trPr>
@@ -4715,12 +4469,6 @@
         </w:tc>
       </w:tr>
       <w:tr>
-        <w:tblPrEx>
-          <w:tblCellMar>
-            <w:top w:w="0" w:type="dxa"/>
-            <w:bottom w:w="0" w:type="dxa"/>
-          </w:tblCellMar>
-        </w:tblPrEx>
         <w:tc>
           <w:tcPr>
             <w:tcW w:w="1250" w:type="pct"/>
@@ -4730,7 +4478,6 @@
             <w:pPr>
               <w:spacing w:line="480" w:lineRule="auto"/>
             </w:pPr>
-            <w:proofErr w:type="spellStart"/>
             <w:r>
               <w:rPr>
                 <w:rFonts w:eastAsia="Times New Roman" w:cs="Times New Roman"/>
@@ -4739,7 +4486,6 @@
               </w:rPr>
               <w:t>Authorization</w:t>
             </w:r>
-            <w:proofErr w:type="spellEnd"/>
           </w:p>
         </w:tc>
         <w:tc>
@@ -4782,12 +4528,6 @@
         </w:tc>
       </w:tr>
       <w:tr>
-        <w:tblPrEx>
-          <w:tblCellMar>
-            <w:top w:w="0" w:type="dxa"/>
-            <w:bottom w:w="0" w:type="dxa"/>
-          </w:tblCellMar>
-        </w:tblPrEx>
         <w:tc>
           <w:tcPr>
             <w:tcW w:w="1250" w:type="pct"/>
@@ -4804,18 +4544,8 @@
                 <w:sz w:val="24"/>
                 <w:szCs w:val="24"/>
               </w:rPr>
-              <w:t>Content-</w:t>
-            </w:r>
-            <w:proofErr w:type="spellStart"/>
-            <w:r>
-              <w:rPr>
-                <w:rFonts w:eastAsia="Times New Roman" w:cs="Times New Roman"/>
-                <w:sz w:val="24"/>
-                <w:szCs w:val="24"/>
-              </w:rPr>
-              <w:t>Type</w:t>
-            </w:r>
-            <w:proofErr w:type="spellEnd"/>
+              <w:t>Content-Type</w:t>
+            </w:r>
           </w:p>
         </w:tc>
         <w:tc>
@@ -4828,41 +4558,13 @@
             <w:pPr>
               <w:spacing w:line="480" w:lineRule="auto"/>
             </w:pPr>
-            <w:proofErr w:type="spellStart"/>
             <w:r>
               <w:rPr>
                 <w:rFonts w:eastAsia="Times New Roman" w:cs="Times New Roman"/>
                 <w:sz w:val="24"/>
                 <w:szCs w:val="24"/>
               </w:rPr>
-              <w:t>multipart</w:t>
-            </w:r>
-            <w:proofErr w:type="spellEnd"/>
-            <w:r>
-              <w:rPr>
-                <w:rFonts w:eastAsia="Times New Roman" w:cs="Times New Roman"/>
-                <w:sz w:val="24"/>
-                <w:szCs w:val="24"/>
-              </w:rPr>
-              <w:t>/</w:t>
-            </w:r>
-            <w:proofErr w:type="spellStart"/>
-            <w:r>
-              <w:rPr>
-                <w:rFonts w:eastAsia="Times New Roman" w:cs="Times New Roman"/>
-                <w:sz w:val="24"/>
-                <w:szCs w:val="24"/>
-              </w:rPr>
-              <w:t>form</w:t>
-            </w:r>
-            <w:proofErr w:type="spellEnd"/>
-            <w:r>
-              <w:rPr>
-                <w:rFonts w:eastAsia="Times New Roman" w:cs="Times New Roman"/>
-                <w:sz w:val="24"/>
-                <w:szCs w:val="24"/>
-              </w:rPr>
-              <w:t>-data</w:t>
+              <w:t>multipart/form-data</w:t>
             </w:r>
           </w:p>
         </w:tc>
@@ -4882,25 +4584,7 @@
                 <w:sz w:val="24"/>
                 <w:szCs w:val="24"/>
               </w:rPr>
-              <w:t xml:space="preserve">Subida de archivos (fotografías) mediante formularios </w:t>
-            </w:r>
-            <w:proofErr w:type="spellStart"/>
-            <w:r>
-              <w:rPr>
-                <w:rFonts w:eastAsia="Times New Roman" w:cs="Times New Roman"/>
-                <w:sz w:val="24"/>
-                <w:szCs w:val="24"/>
-              </w:rPr>
-              <w:t>multiparte</w:t>
-            </w:r>
-            <w:proofErr w:type="spellEnd"/>
-            <w:r>
-              <w:rPr>
-                <w:rFonts w:eastAsia="Times New Roman" w:cs="Times New Roman"/>
-                <w:sz w:val="24"/>
-                <w:szCs w:val="24"/>
-              </w:rPr>
-              <w:t>.</w:t>
+              <w:t>Subida de archivos (fotografías) mediante formularios multiparte.</w:t>
             </w:r>
           </w:p>
         </w:tc>
@@ -5070,12 +4754,6 @@
         <w:gridCol w:w="4856"/>
       </w:tblGrid>
       <w:tr>
-        <w:tblPrEx>
-          <w:tblCellMar>
-            <w:top w:w="0" w:type="dxa"/>
-            <w:bottom w:w="0" w:type="dxa"/>
-          </w:tblCellMar>
-        </w:tblPrEx>
         <w:trPr>
           <w:tblHeader/>
         </w:trPr>
@@ -5111,7 +4789,6 @@
             <w:pPr>
               <w:spacing w:line="480" w:lineRule="auto"/>
             </w:pPr>
-            <w:proofErr w:type="spellStart"/>
             <w:r>
               <w:rPr>
                 <w:rFonts w:eastAsia="Times New Roman" w:cs="Times New Roman"/>
@@ -5122,7 +4799,6 @@
               </w:rPr>
               <w:t>Endpoint</w:t>
             </w:r>
-            <w:proofErr w:type="spellEnd"/>
           </w:p>
         </w:tc>
         <w:tc>
@@ -5149,12 +4825,6 @@
         </w:tc>
       </w:tr>
       <w:tr>
-        <w:tblPrEx>
-          <w:tblCellMar>
-            <w:top w:w="0" w:type="dxa"/>
-            <w:bottom w:w="0" w:type="dxa"/>
-          </w:tblCellMar>
-        </w:tblPrEx>
         <w:tc>
           <w:tcPr>
             <w:tcW w:w="750" w:type="pct"/>
@@ -5189,36 +4859,8 @@
                 <w:sz w:val="24"/>
                 <w:szCs w:val="24"/>
               </w:rPr>
-              <w:t>/</w:t>
-            </w:r>
-            <w:proofErr w:type="spellStart"/>
-            <w:r>
-              <w:rPr>
-                <w:rFonts w:eastAsia="Times New Roman" w:cs="Times New Roman"/>
-                <w:sz w:val="24"/>
-                <w:szCs w:val="24"/>
-              </w:rPr>
-              <w:t>auth</w:t>
-            </w:r>
-            <w:proofErr w:type="spellEnd"/>
-            <w:r>
-              <w:rPr>
-                <w:rFonts w:eastAsia="Times New Roman" w:cs="Times New Roman"/>
-                <w:sz w:val="24"/>
-                <w:szCs w:val="24"/>
-              </w:rPr>
-              <w:t>/</w:t>
-            </w:r>
-            <w:proofErr w:type="spellStart"/>
-            <w:r>
-              <w:rPr>
-                <w:rFonts w:eastAsia="Times New Roman" w:cs="Times New Roman"/>
-                <w:sz w:val="24"/>
-                <w:szCs w:val="24"/>
-              </w:rPr>
-              <w:t>login</w:t>
-            </w:r>
-            <w:proofErr w:type="spellEnd"/>
+              <w:t>/auth/login</w:t>
+            </w:r>
           </w:p>
         </w:tc>
         <w:tc>
@@ -5242,12 +4884,6 @@
         </w:tc>
       </w:tr>
       <w:tr>
-        <w:tblPrEx>
-          <w:tblCellMar>
-            <w:top w:w="0" w:type="dxa"/>
-            <w:bottom w:w="0" w:type="dxa"/>
-          </w:tblCellMar>
-        </w:tblPrEx>
         <w:tc>
           <w:tcPr>
             <w:tcW w:w="750" w:type="pct"/>
@@ -5284,36 +4920,8 @@
                 <w:sz w:val="24"/>
                 <w:szCs w:val="24"/>
               </w:rPr>
-              <w:t>/</w:t>
-            </w:r>
-            <w:proofErr w:type="spellStart"/>
-            <w:r>
-              <w:rPr>
-                <w:rFonts w:eastAsia="Times New Roman" w:cs="Times New Roman"/>
-                <w:sz w:val="24"/>
-                <w:szCs w:val="24"/>
-              </w:rPr>
-              <w:t>auth</w:t>
-            </w:r>
-            <w:proofErr w:type="spellEnd"/>
-            <w:r>
-              <w:rPr>
-                <w:rFonts w:eastAsia="Times New Roman" w:cs="Times New Roman"/>
-                <w:sz w:val="24"/>
-                <w:szCs w:val="24"/>
-              </w:rPr>
-              <w:t>/</w:t>
-            </w:r>
-            <w:proofErr w:type="spellStart"/>
-            <w:r>
-              <w:rPr>
-                <w:rFonts w:eastAsia="Times New Roman" w:cs="Times New Roman"/>
-                <w:sz w:val="24"/>
-                <w:szCs w:val="24"/>
-              </w:rPr>
-              <w:t>register</w:t>
-            </w:r>
-            <w:proofErr w:type="spellEnd"/>
+              <w:t>/auth/register</w:t>
+            </w:r>
           </w:p>
         </w:tc>
         <w:tc>
@@ -5338,12 +4946,6 @@
         </w:tc>
       </w:tr>
       <w:tr>
-        <w:tblPrEx>
-          <w:tblCellMar>
-            <w:top w:w="0" w:type="dxa"/>
-            <w:bottom w:w="0" w:type="dxa"/>
-          </w:tblCellMar>
-        </w:tblPrEx>
         <w:tc>
           <w:tcPr>
             <w:tcW w:w="750" w:type="pct"/>
@@ -5378,36 +4980,8 @@
                 <w:sz w:val="24"/>
                 <w:szCs w:val="24"/>
               </w:rPr>
-              <w:t>/</w:t>
-            </w:r>
-            <w:proofErr w:type="spellStart"/>
-            <w:r>
-              <w:rPr>
-                <w:rFonts w:eastAsia="Times New Roman" w:cs="Times New Roman"/>
-                <w:sz w:val="24"/>
-                <w:szCs w:val="24"/>
-              </w:rPr>
-              <w:t>auth</w:t>
-            </w:r>
-            <w:proofErr w:type="spellEnd"/>
-            <w:r>
-              <w:rPr>
-                <w:rFonts w:eastAsia="Times New Roman" w:cs="Times New Roman"/>
-                <w:sz w:val="24"/>
-                <w:szCs w:val="24"/>
-              </w:rPr>
-              <w:t>/</w:t>
-            </w:r>
-            <w:proofErr w:type="spellStart"/>
-            <w:r>
-              <w:rPr>
-                <w:rFonts w:eastAsia="Times New Roman" w:cs="Times New Roman"/>
-                <w:sz w:val="24"/>
-                <w:szCs w:val="24"/>
-              </w:rPr>
-              <w:t>google</w:t>
-            </w:r>
-            <w:proofErr w:type="spellEnd"/>
+              <w:t>/auth/google</w:t>
+            </w:r>
           </w:p>
         </w:tc>
         <w:tc>
@@ -5431,12 +5005,6 @@
         </w:tc>
       </w:tr>
       <w:tr>
-        <w:tblPrEx>
-          <w:tblCellMar>
-            <w:top w:w="0" w:type="dxa"/>
-            <w:bottom w:w="0" w:type="dxa"/>
-          </w:tblCellMar>
-        </w:tblPrEx>
         <w:tc>
           <w:tcPr>
             <w:tcW w:w="750" w:type="pct"/>
@@ -5473,36 +5041,8 @@
                 <w:sz w:val="24"/>
                 <w:szCs w:val="24"/>
               </w:rPr>
-              <w:t>/</w:t>
-            </w:r>
-            <w:proofErr w:type="spellStart"/>
-            <w:r>
-              <w:rPr>
-                <w:rFonts w:eastAsia="Times New Roman" w:cs="Times New Roman"/>
-                <w:sz w:val="24"/>
-                <w:szCs w:val="24"/>
-              </w:rPr>
-              <w:t>auth</w:t>
-            </w:r>
-            <w:proofErr w:type="spellEnd"/>
-            <w:r>
-              <w:rPr>
-                <w:rFonts w:eastAsia="Times New Roman" w:cs="Times New Roman"/>
-                <w:sz w:val="24"/>
-                <w:szCs w:val="24"/>
-              </w:rPr>
-              <w:t>/2fa/</w:t>
-            </w:r>
-            <w:proofErr w:type="spellStart"/>
-            <w:r>
-              <w:rPr>
-                <w:rFonts w:eastAsia="Times New Roman" w:cs="Times New Roman"/>
-                <w:sz w:val="24"/>
-                <w:szCs w:val="24"/>
-              </w:rPr>
-              <w:t>verify</w:t>
-            </w:r>
-            <w:proofErr w:type="spellEnd"/>
+              <w:t>/auth/2fa/verify</w:t>
+            </w:r>
           </w:p>
         </w:tc>
         <w:tc>
@@ -5527,12 +5067,6 @@
         </w:tc>
       </w:tr>
       <w:tr>
-        <w:tblPrEx>
-          <w:tblCellMar>
-            <w:top w:w="0" w:type="dxa"/>
-            <w:bottom w:w="0" w:type="dxa"/>
-          </w:tblCellMar>
-        </w:tblPrEx>
         <w:tc>
           <w:tcPr>
             <w:tcW w:w="750" w:type="pct"/>
@@ -5567,36 +5101,8 @@
                 <w:sz w:val="24"/>
                 <w:szCs w:val="24"/>
               </w:rPr>
-              <w:t>/</w:t>
-            </w:r>
-            <w:proofErr w:type="spellStart"/>
-            <w:r>
-              <w:rPr>
-                <w:rFonts w:eastAsia="Times New Roman" w:cs="Times New Roman"/>
-                <w:sz w:val="24"/>
-                <w:szCs w:val="24"/>
-              </w:rPr>
-              <w:t>auth</w:t>
-            </w:r>
-            <w:proofErr w:type="spellEnd"/>
-            <w:r>
-              <w:rPr>
-                <w:rFonts w:eastAsia="Times New Roman" w:cs="Times New Roman"/>
-                <w:sz w:val="24"/>
-                <w:szCs w:val="24"/>
-              </w:rPr>
-              <w:t>/</w:t>
-            </w:r>
-            <w:proofErr w:type="spellStart"/>
-            <w:r>
-              <w:rPr>
-                <w:rFonts w:eastAsia="Times New Roman" w:cs="Times New Roman"/>
-                <w:sz w:val="24"/>
-                <w:szCs w:val="24"/>
-              </w:rPr>
-              <w:t>logout</w:t>
-            </w:r>
-            <w:proofErr w:type="spellEnd"/>
+              <w:t>/auth/logout</w:t>
+            </w:r>
           </w:p>
         </w:tc>
         <w:tc>
@@ -5620,12 +5126,6 @@
         </w:tc>
       </w:tr>
       <w:tr>
-        <w:tblPrEx>
-          <w:tblCellMar>
-            <w:top w:w="0" w:type="dxa"/>
-            <w:bottom w:w="0" w:type="dxa"/>
-          </w:tblCellMar>
-        </w:tblPrEx>
         <w:tc>
           <w:tcPr>
             <w:tcW w:w="750" w:type="pct"/>
@@ -5662,36 +5162,8 @@
                 <w:sz w:val="24"/>
                 <w:szCs w:val="24"/>
               </w:rPr>
-              <w:t>/</w:t>
-            </w:r>
-            <w:proofErr w:type="spellStart"/>
-            <w:r>
-              <w:rPr>
-                <w:rFonts w:eastAsia="Times New Roman" w:cs="Times New Roman"/>
-                <w:sz w:val="24"/>
-                <w:szCs w:val="24"/>
-              </w:rPr>
-              <w:t>user</w:t>
-            </w:r>
-            <w:proofErr w:type="spellEnd"/>
-            <w:r>
-              <w:rPr>
-                <w:rFonts w:eastAsia="Times New Roman" w:cs="Times New Roman"/>
-                <w:sz w:val="24"/>
-                <w:szCs w:val="24"/>
-              </w:rPr>
-              <w:t>/</w:t>
-            </w:r>
-            <w:proofErr w:type="spellStart"/>
-            <w:r>
-              <w:rPr>
-                <w:rFonts w:eastAsia="Times New Roman" w:cs="Times New Roman"/>
-                <w:sz w:val="24"/>
-                <w:szCs w:val="24"/>
-              </w:rPr>
-              <w:t>profile</w:t>
-            </w:r>
-            <w:proofErr w:type="spellEnd"/>
+              <w:t>/user/profile</w:t>
+            </w:r>
           </w:p>
         </w:tc>
         <w:tc>
@@ -5716,12 +5188,6 @@
         </w:tc>
       </w:tr>
       <w:tr>
-        <w:tblPrEx>
-          <w:tblCellMar>
-            <w:top w:w="0" w:type="dxa"/>
-            <w:bottom w:w="0" w:type="dxa"/>
-          </w:tblCellMar>
-        </w:tblPrEx>
         <w:tc>
           <w:tcPr>
             <w:tcW w:w="750" w:type="pct"/>
@@ -5756,36 +5222,8 @@
                 <w:sz w:val="24"/>
                 <w:szCs w:val="24"/>
               </w:rPr>
-              <w:t>/</w:t>
-            </w:r>
-            <w:proofErr w:type="spellStart"/>
-            <w:r>
-              <w:rPr>
-                <w:rFonts w:eastAsia="Times New Roman" w:cs="Times New Roman"/>
-                <w:sz w:val="24"/>
-                <w:szCs w:val="24"/>
-              </w:rPr>
-              <w:t>user</w:t>
-            </w:r>
-            <w:proofErr w:type="spellEnd"/>
-            <w:r>
-              <w:rPr>
-                <w:rFonts w:eastAsia="Times New Roman" w:cs="Times New Roman"/>
-                <w:sz w:val="24"/>
-                <w:szCs w:val="24"/>
-              </w:rPr>
-              <w:t>/</w:t>
-            </w:r>
-            <w:proofErr w:type="spellStart"/>
-            <w:r>
-              <w:rPr>
-                <w:rFonts w:eastAsia="Times New Roman" w:cs="Times New Roman"/>
-                <w:sz w:val="24"/>
-                <w:szCs w:val="24"/>
-              </w:rPr>
-              <w:t>profile</w:t>
-            </w:r>
-            <w:proofErr w:type="spellEnd"/>
+              <w:t>/user/profile</w:t>
+            </w:r>
           </w:p>
         </w:tc>
         <w:tc>
@@ -5809,12 +5247,6 @@
         </w:tc>
       </w:tr>
       <w:tr>
-        <w:tblPrEx>
-          <w:tblCellMar>
-            <w:top w:w="0" w:type="dxa"/>
-            <w:bottom w:w="0" w:type="dxa"/>
-          </w:tblCellMar>
-        </w:tblPrEx>
         <w:tc>
           <w:tcPr>
             <w:tcW w:w="750" w:type="pct"/>
@@ -5851,54 +5283,8 @@
                 <w:sz w:val="24"/>
                 <w:szCs w:val="24"/>
               </w:rPr>
-              <w:t>/</w:t>
-            </w:r>
-            <w:proofErr w:type="spellStart"/>
-            <w:r>
-              <w:rPr>
-                <w:rFonts w:eastAsia="Times New Roman" w:cs="Times New Roman"/>
-                <w:sz w:val="24"/>
-                <w:szCs w:val="24"/>
-              </w:rPr>
-              <w:t>user</w:t>
-            </w:r>
-            <w:proofErr w:type="spellEnd"/>
-            <w:r>
-              <w:rPr>
-                <w:rFonts w:eastAsia="Times New Roman" w:cs="Times New Roman"/>
-                <w:sz w:val="24"/>
-                <w:szCs w:val="24"/>
-              </w:rPr>
-              <w:t>/</w:t>
-            </w:r>
-            <w:proofErr w:type="spellStart"/>
-            <w:r>
-              <w:rPr>
-                <w:rFonts w:eastAsia="Times New Roman" w:cs="Times New Roman"/>
-                <w:sz w:val="24"/>
-                <w:szCs w:val="24"/>
-              </w:rPr>
-              <w:t>profile</w:t>
-            </w:r>
-            <w:proofErr w:type="spellEnd"/>
-            <w:r>
-              <w:rPr>
-                <w:rFonts w:eastAsia="Times New Roman" w:cs="Times New Roman"/>
-                <w:sz w:val="24"/>
-                <w:szCs w:val="24"/>
-              </w:rPr>
-              <w:t>/</w:t>
-            </w:r>
-            <w:proofErr w:type="spellStart"/>
-            <w:r>
-              <w:rPr>
-                <w:rFonts w:eastAsia="Times New Roman" w:cs="Times New Roman"/>
-                <w:sz w:val="24"/>
-                <w:szCs w:val="24"/>
-              </w:rPr>
-              <w:t>photo</w:t>
-            </w:r>
-            <w:proofErr w:type="spellEnd"/>
+              <w:t>/user/profile/photo</w:t>
+            </w:r>
           </w:p>
         </w:tc>
         <w:tc>
@@ -5923,12 +5309,6 @@
         </w:tc>
       </w:tr>
       <w:tr>
-        <w:tblPrEx>
-          <w:tblCellMar>
-            <w:top w:w="0" w:type="dxa"/>
-            <w:bottom w:w="0" w:type="dxa"/>
-          </w:tblCellMar>
-        </w:tblPrEx>
         <w:tc>
           <w:tcPr>
             <w:tcW w:w="750" w:type="pct"/>
@@ -5963,18 +5343,8 @@
                 <w:sz w:val="24"/>
                 <w:szCs w:val="24"/>
               </w:rPr>
-              <w:t>/fotos/</w:t>
-            </w:r>
-            <w:proofErr w:type="spellStart"/>
-            <w:r>
-              <w:rPr>
-                <w:rFonts w:eastAsia="Times New Roman" w:cs="Times New Roman"/>
-                <w:sz w:val="24"/>
-                <w:szCs w:val="24"/>
-              </w:rPr>
-              <w:t>mias</w:t>
-            </w:r>
-            <w:proofErr w:type="spellEnd"/>
+              <w:t>/fotos/mias</w:t>
+            </w:r>
           </w:p>
         </w:tc>
         <w:tc>
@@ -5998,12 +5368,6 @@
         </w:tc>
       </w:tr>
       <w:tr>
-        <w:tblPrEx>
-          <w:tblCellMar>
-            <w:top w:w="0" w:type="dxa"/>
-            <w:bottom w:w="0" w:type="dxa"/>
-          </w:tblCellMar>
-        </w:tblPrEx>
         <w:tc>
           <w:tcPr>
             <w:tcW w:w="750" w:type="pct"/>
@@ -6066,12 +5430,6 @@
         </w:tc>
       </w:tr>
       <w:tr>
-        <w:tblPrEx>
-          <w:tblCellMar>
-            <w:top w:w="0" w:type="dxa"/>
-            <w:bottom w:w="0" w:type="dxa"/>
-          </w:tblCellMar>
-        </w:tblPrEx>
         <w:tc>
           <w:tcPr>
             <w:tcW w:w="750" w:type="pct"/>
@@ -6115,37 +5473,17 @@
                 <w:sz w:val="24"/>
                 <w:szCs w:val="24"/>
               </w:rPr>
-              <w:t>/:</w:t>
-            </w:r>
-            <w:proofErr w:type="spellStart"/>
+              <w:t>/:fotoId</w:t>
+            </w:r>
+            <w:proofErr w:type="gramEnd"/>
             <w:r>
               <w:rPr>
                 <w:rFonts w:eastAsia="Times New Roman" w:cs="Times New Roman"/>
                 <w:sz w:val="24"/>
                 <w:szCs w:val="24"/>
               </w:rPr>
-              <w:t>fotoId</w:t>
-            </w:r>
-            <w:proofErr w:type="spellEnd"/>
-            <w:proofErr w:type="gramEnd"/>
-            <w:r>
-              <w:rPr>
-                <w:rFonts w:eastAsia="Times New Roman" w:cs="Times New Roman"/>
-                <w:sz w:val="24"/>
-                <w:szCs w:val="24"/>
-              </w:rPr>
-              <w:t>/</w:t>
-            </w:r>
-            <w:proofErr w:type="spellStart"/>
-            <w:r>
-              <w:rPr>
-                <w:rFonts w:eastAsia="Times New Roman" w:cs="Times New Roman"/>
-                <w:sz w:val="24"/>
-                <w:szCs w:val="24"/>
-              </w:rPr>
-              <w:t>like</w:t>
-            </w:r>
-            <w:proofErr w:type="spellEnd"/>
+              <w:t>/like</w:t>
+            </w:r>
           </w:p>
         </w:tc>
         <w:tc>
@@ -6169,12 +5507,6 @@
         </w:tc>
       </w:tr>
       <w:tr>
-        <w:tblPrEx>
-          <w:tblCellMar>
-            <w:top w:w="0" w:type="dxa"/>
-            <w:bottom w:w="0" w:type="dxa"/>
-          </w:tblCellMar>
-        </w:tblPrEx>
         <w:tc>
           <w:tcPr>
             <w:tcW w:w="750" w:type="pct"/>
@@ -6221,18 +5553,8 @@
                 <w:sz w:val="24"/>
                 <w:szCs w:val="24"/>
               </w:rPr>
-              <w:t>/:</w:t>
-            </w:r>
-            <w:proofErr w:type="spellStart"/>
-            <w:r>
-              <w:rPr>
-                <w:rFonts w:eastAsia="Times New Roman" w:cs="Times New Roman"/>
-                <w:sz w:val="24"/>
-                <w:szCs w:val="24"/>
-              </w:rPr>
-              <w:t>fotoId</w:t>
-            </w:r>
-            <w:proofErr w:type="spellEnd"/>
+              <w:t>/:fotoId</w:t>
+            </w:r>
             <w:proofErr w:type="gramEnd"/>
             <w:r>
               <w:rPr>
@@ -6266,12 +5588,6 @@
         </w:tc>
       </w:tr>
       <w:tr>
-        <w:tblPrEx>
-          <w:tblCellMar>
-            <w:top w:w="0" w:type="dxa"/>
-            <w:bottom w:w="0" w:type="dxa"/>
-          </w:tblCellMar>
-        </w:tblPrEx>
         <w:tc>
           <w:tcPr>
             <w:tcW w:w="750" w:type="pct"/>
@@ -6315,18 +5631,8 @@
                 <w:sz w:val="24"/>
                 <w:szCs w:val="24"/>
               </w:rPr>
-              <w:t>/:</w:t>
-            </w:r>
-            <w:proofErr w:type="spellStart"/>
-            <w:r>
-              <w:rPr>
-                <w:rFonts w:eastAsia="Times New Roman" w:cs="Times New Roman"/>
-                <w:sz w:val="24"/>
-                <w:szCs w:val="24"/>
-              </w:rPr>
-              <w:t>comentarioId</w:t>
-            </w:r>
-            <w:proofErr w:type="spellEnd"/>
+              <w:t>/:comentarioId</w:t>
+            </w:r>
             <w:proofErr w:type="gramEnd"/>
           </w:p>
         </w:tc>
@@ -6351,12 +5657,6 @@
         </w:tc>
       </w:tr>
       <w:tr>
-        <w:tblPrEx>
-          <w:tblCellMar>
-            <w:top w:w="0" w:type="dxa"/>
-            <w:bottom w:w="0" w:type="dxa"/>
-          </w:tblCellMar>
-        </w:tblPrEx>
         <w:tc>
           <w:tcPr>
             <w:tcW w:w="750" w:type="pct"/>
@@ -6402,18 +5702,8 @@
                 <w:sz w:val="24"/>
                 <w:szCs w:val="24"/>
               </w:rPr>
-              <w:t>/:</w:t>
-            </w:r>
-            <w:proofErr w:type="spellStart"/>
-            <w:r>
-              <w:rPr>
-                <w:rFonts w:eastAsia="Times New Roman" w:cs="Times New Roman"/>
-                <w:sz w:val="24"/>
-                <w:szCs w:val="24"/>
-              </w:rPr>
-              <w:t>comentarioId</w:t>
-            </w:r>
-            <w:proofErr w:type="spellEnd"/>
+              <w:t>/:comentarioId</w:t>
+            </w:r>
             <w:proofErr w:type="gramEnd"/>
           </w:p>
         </w:tc>
@@ -6439,12 +5729,6 @@
         </w:tc>
       </w:tr>
       <w:tr>
-        <w:tblPrEx>
-          <w:tblCellMar>
-            <w:top w:w="0" w:type="dxa"/>
-            <w:bottom w:w="0" w:type="dxa"/>
-          </w:tblCellMar>
-        </w:tblPrEx>
         <w:tc>
           <w:tcPr>
             <w:tcW w:w="750" w:type="pct"/>
@@ -6504,12 +5788,6 @@
         </w:tc>
       </w:tr>
       <w:tr>
-        <w:tblPrEx>
-          <w:tblCellMar>
-            <w:top w:w="0" w:type="dxa"/>
-            <w:bottom w:w="0" w:type="dxa"/>
-          </w:tblCellMar>
-        </w:tblPrEx>
         <w:tc>
           <w:tcPr>
             <w:tcW w:w="750" w:type="pct"/>
@@ -6651,207 +5929,89 @@
           <w:sz w:val="24"/>
           <w:szCs w:val="24"/>
         </w:rPr>
-        <w:t xml:space="preserve">La estructura de las solicitudes varía según el tipo de operación. Las solicitudes de consulta utilizan el método GET y, cuando lo requieren, parámetros de consulta en la URL, como en el caso de los listados paginados que envían los parámetros page y </w:t>
-      </w:r>
-      <w:proofErr w:type="spellStart"/>
+        <w:t>La estructura de las solicitudes varía según el tipo de operación. Las solicitudes de consulta utilizan el método GET y, cuando lo requieren, parámetros de consulta en la URL, como en el caso de los listados paginados que envían los parámetros page y pageSize, o el filtrado por categoría en el listado de eventos. Las solicitudes de creación y actualización envían el cuerpo en formato JSON con los datos correspondientes, como el correo y la contraseña en el inicio de sesión o los campos del perfil en su actualización. Las operaciones de subida de archivos envían el cuerpo como un formulario multiparte, en el que se adjuntan el archivo y, en el caso de las fotografías de la comunidad, campos adicionales como la visibilidad, la descripción y el identificador del grupo.</w:t>
+      </w:r>
+    </w:p>
+    <w:p>
+      <w:pPr>
+        <w:pStyle w:val="Ttulo1"/>
+      </w:pPr>
+      <w:bookmarkStart w:id="14" w:name="_Toc239338796"/>
+      <w:r>
+        <w:rPr>
+          <w:rFonts w:eastAsia="Times New Roman"/>
+        </w:rPr>
+        <w:lastRenderedPageBreak/>
+        <w:t>5. Envío de token JWT (INT-001.4)</w:t>
+      </w:r>
+      <w:bookmarkEnd w:id="14"/>
+    </w:p>
+    <w:p>
+      <w:pPr>
+        <w:pStyle w:val="Ttulo2"/>
+      </w:pPr>
+      <w:bookmarkStart w:id="15" w:name="_Toc239338797"/>
+      <w:r>
+        <w:rPr>
+          <w:rFonts w:eastAsia="Times New Roman"/>
+        </w:rPr>
+        <w:t>5.1 Almacenamiento del token en el cliente</w:t>
+      </w:r>
+      <w:bookmarkEnd w:id="15"/>
+    </w:p>
+    <w:p>
+      <w:pPr>
+        <w:spacing w:line="360" w:lineRule="auto"/>
+        <w:ind w:firstLine="720"/>
+      </w:pPr>
       <w:r>
         <w:rPr>
           <w:rFonts w:eastAsia="Times New Roman" w:cs="Times New Roman"/>
           <w:sz w:val="24"/>
           <w:szCs w:val="24"/>
         </w:rPr>
-        <w:t>pageSize</w:t>
-      </w:r>
-      <w:proofErr w:type="spellEnd"/>
+        <w:t>El token de autenticación emitido por el backend al iniciar sesión se almacena de forma persistente en el cliente. El mecanismo de almacenamiento depende de la plataforma: en dispositivos nativos se utiliza el almacenamiento seguro de Expo (expo-secure-store), mientras que en la versión web se utiliza el almacenamiento local del navegador. En ambos casos se emplea la misma clave identificadora, lo que permite un acceso uniforme desde los diferentes servicios. Además del token, se almacenan el correo electrónico, el nombre completo y la fotografía del usuario.</w:t>
+      </w:r>
+    </w:p>
+    <w:p>
+      <w:pPr>
+        <w:spacing w:line="360" w:lineRule="auto"/>
+        <w:ind w:firstLine="720"/>
+      </w:pPr>
       <w:r>
         <w:rPr>
           <w:rFonts w:eastAsia="Times New Roman" w:cs="Times New Roman"/>
           <w:sz w:val="24"/>
           <w:szCs w:val="24"/>
         </w:rPr>
-        <w:t xml:space="preserve">, o el filtrado por categoría en el listado de eventos. Las solicitudes de creación y actualización envían el cuerpo en formato JSON con los datos correspondientes, como el correo y la contraseña en el inicio de sesión o los campos del perfil en su actualización. Las operaciones de subida de archivos envían el cuerpo como un formulario </w:t>
-      </w:r>
-      <w:proofErr w:type="spellStart"/>
+        <w:t>Durante la sesión, el token se mantiene también en memoria mediante una caché que se sincroniza cuando la aplicación inicia y cada vez que el usuario inicia o cierra sesión. Esta caché permite acceder al token de forma síncrona en operaciones que requieren una respuesta inmediata, como la construcción de las URL firmadas para cargar fotografías privadas.</w:t>
+      </w:r>
+    </w:p>
+    <w:p>
+      <w:pPr>
+        <w:pStyle w:val="Ttulo2"/>
+      </w:pPr>
+      <w:bookmarkStart w:id="16" w:name="_Toc239338798"/>
+      <w:r>
+        <w:rPr>
+          <w:rFonts w:eastAsia="Times New Roman"/>
+        </w:rPr>
+        <w:t>5.2 Envío del token en headers (Authorization: Bearer)</w:t>
+      </w:r>
+      <w:bookmarkEnd w:id="16"/>
+    </w:p>
+    <w:p>
+      <w:pPr>
+        <w:spacing w:line="360" w:lineRule="auto"/>
+        <w:ind w:firstLine="720"/>
+      </w:pPr>
       <w:r>
         <w:rPr>
           <w:rFonts w:eastAsia="Times New Roman" w:cs="Times New Roman"/>
           <w:sz w:val="24"/>
           <w:szCs w:val="24"/>
         </w:rPr>
-        <w:t>multiparte</w:t>
-      </w:r>
-      <w:proofErr w:type="spellEnd"/>
-      <w:r>
-        <w:rPr>
-          <w:rFonts w:eastAsia="Times New Roman" w:cs="Times New Roman"/>
-          <w:sz w:val="24"/>
-          <w:szCs w:val="24"/>
-        </w:rPr>
-        <w:t>, en el que se adjuntan el archivo y, en el caso de las fotografías de la comunidad, campos adicionales como la visibilidad, la descripción y el identificador del grupo.</w:t>
-      </w:r>
-    </w:p>
-    <w:p>
-      <w:pPr>
-        <w:pStyle w:val="Ttulo1"/>
-      </w:pPr>
-      <w:bookmarkStart w:id="14" w:name="_Toc239338796"/>
-      <w:r>
-        <w:rPr>
-          <w:rFonts w:eastAsia="Times New Roman"/>
-        </w:rPr>
-        <w:lastRenderedPageBreak/>
-        <w:t>5. Envío de token JWT (INT-001.4)</w:t>
-      </w:r>
-      <w:bookmarkEnd w:id="14"/>
-    </w:p>
-    <w:p>
-      <w:pPr>
-        <w:pStyle w:val="Ttulo2"/>
-      </w:pPr>
-      <w:bookmarkStart w:id="15" w:name="_Toc239338797"/>
-      <w:r>
-        <w:rPr>
-          <w:rFonts w:eastAsia="Times New Roman"/>
-        </w:rPr>
-        <w:t>5.1 Almacenamiento del token en el cliente</w:t>
-      </w:r>
-      <w:bookmarkEnd w:id="15"/>
-    </w:p>
-    <w:p>
-      <w:pPr>
-        <w:spacing w:line="360" w:lineRule="auto"/>
-        <w:ind w:firstLine="720"/>
-      </w:pPr>
-      <w:r>
-        <w:rPr>
-          <w:rFonts w:eastAsia="Times New Roman" w:cs="Times New Roman"/>
-          <w:sz w:val="24"/>
-          <w:szCs w:val="24"/>
-        </w:rPr>
-        <w:t>El token de autenticación emitido por el backend al iniciar sesión se almacena de forma persistente en el cliente. El mecanismo de almacenamiento depende de la plataforma: en dispositivos nativos se utiliza el almacenamiento seguro de Expo (expo-</w:t>
-      </w:r>
-      <w:proofErr w:type="spellStart"/>
-      <w:r>
-        <w:rPr>
-          <w:rFonts w:eastAsia="Times New Roman" w:cs="Times New Roman"/>
-          <w:sz w:val="24"/>
-          <w:szCs w:val="24"/>
-        </w:rPr>
-        <w:t>secure</w:t>
-      </w:r>
-      <w:proofErr w:type="spellEnd"/>
-      <w:r>
-        <w:rPr>
-          <w:rFonts w:eastAsia="Times New Roman" w:cs="Times New Roman"/>
-          <w:sz w:val="24"/>
-          <w:szCs w:val="24"/>
-        </w:rPr>
-        <w:t>-store), mientras que en la versión web se utiliza el almacenamiento local del navegador. En ambos casos se emplea la misma clave identificadora, lo que permite un acceso uniforme desde los diferentes servicios. Además del token, se almacenan el correo electrónico, el nombre completo y la fotografía del usuario.</w:t>
-      </w:r>
-    </w:p>
-    <w:p>
-      <w:pPr>
-        <w:spacing w:line="360" w:lineRule="auto"/>
-        <w:ind w:firstLine="720"/>
-      </w:pPr>
-      <w:r>
-        <w:rPr>
-          <w:rFonts w:eastAsia="Times New Roman" w:cs="Times New Roman"/>
-          <w:sz w:val="24"/>
-          <w:szCs w:val="24"/>
-        </w:rPr>
-        <w:t>Durante la sesión, el token se mantiene también en memoria mediante una caché que se sincroniza cuando la aplicación inicia y cada vez que el usuario inicia o cierra sesión. Esta caché permite acceder al token de forma síncrona en operaciones que requieren una respuesta inmediata, como la construcción de las URL firmadas para cargar fotografías privadas.</w:t>
-      </w:r>
-    </w:p>
-    <w:p>
-      <w:pPr>
-        <w:pStyle w:val="Ttulo2"/>
-      </w:pPr>
-      <w:bookmarkStart w:id="16" w:name="_Toc239338798"/>
-      <w:r>
-        <w:rPr>
-          <w:rFonts w:eastAsia="Times New Roman"/>
-        </w:rPr>
-        <w:t xml:space="preserve">5.2 Envío del token en </w:t>
-      </w:r>
-      <w:proofErr w:type="spellStart"/>
-      <w:r>
-        <w:rPr>
-          <w:rFonts w:eastAsia="Times New Roman"/>
-        </w:rPr>
-        <w:t>headers</w:t>
-      </w:r>
-      <w:proofErr w:type="spellEnd"/>
-      <w:r>
-        <w:rPr>
-          <w:rFonts w:eastAsia="Times New Roman"/>
-        </w:rPr>
-        <w:t xml:space="preserve"> (</w:t>
-      </w:r>
-      <w:proofErr w:type="spellStart"/>
-      <w:r>
-        <w:rPr>
-          <w:rFonts w:eastAsia="Times New Roman"/>
-        </w:rPr>
-        <w:t>Authorization</w:t>
-      </w:r>
-      <w:proofErr w:type="spellEnd"/>
-      <w:r>
-        <w:rPr>
-          <w:rFonts w:eastAsia="Times New Roman"/>
-        </w:rPr>
-        <w:t>: Bearer)</w:t>
-      </w:r>
-      <w:bookmarkEnd w:id="16"/>
-    </w:p>
-    <w:p>
-      <w:pPr>
-        <w:spacing w:line="360" w:lineRule="auto"/>
-        <w:ind w:firstLine="720"/>
-      </w:pPr>
-      <w:r>
-        <w:rPr>
-          <w:rFonts w:eastAsia="Times New Roman" w:cs="Times New Roman"/>
-          <w:sz w:val="24"/>
-          <w:szCs w:val="24"/>
-        </w:rPr>
-        <w:t xml:space="preserve">El token JWT se envía en cada solicitud autenticada mediante el encabezado de autorización. El formato utilizado es el estándar definido por el esquema Bearer, es decir, el encabezado </w:t>
-      </w:r>
-      <w:proofErr w:type="spellStart"/>
-      <w:r>
-        <w:rPr>
-          <w:rFonts w:eastAsia="Times New Roman" w:cs="Times New Roman"/>
-          <w:sz w:val="24"/>
-          <w:szCs w:val="24"/>
-        </w:rPr>
-        <w:t>Authorization</w:t>
-      </w:r>
-      <w:proofErr w:type="spellEnd"/>
-      <w:r>
-        <w:rPr>
-          <w:rFonts w:eastAsia="Times New Roman" w:cs="Times New Roman"/>
-          <w:sz w:val="24"/>
-          <w:szCs w:val="24"/>
-        </w:rPr>
-        <w:t xml:space="preserve"> con el valor Bearer &lt;token&gt;. Tal como se describió en la configuración de Axios, la inserción de este encabezado se realiza de manera automática mediante el interceptor de solicitud, por lo que los servicios no tienen que agregarlo manualmente en la mayoría de los casos. Para las fotografías privadas, que se cargan mediante el componente de imagen de </w:t>
-      </w:r>
-      <w:proofErr w:type="spellStart"/>
-      <w:r>
-        <w:rPr>
-          <w:rFonts w:eastAsia="Times New Roman" w:cs="Times New Roman"/>
-          <w:sz w:val="24"/>
-          <w:szCs w:val="24"/>
-        </w:rPr>
-        <w:t>React</w:t>
-      </w:r>
-      <w:proofErr w:type="spellEnd"/>
-      <w:r>
-        <w:rPr>
-          <w:rFonts w:eastAsia="Times New Roman" w:cs="Times New Roman"/>
-          <w:sz w:val="24"/>
-          <w:szCs w:val="24"/>
-        </w:rPr>
-        <w:t xml:space="preserve"> Native y que no pueden enviar encabezados personalizados, el token se adjunta como parámetro de consulta en la URL firmada.</w:t>
+        <w:t>El token JWT se envía en cada solicitud autenticada mediante el encabezado de autorización. El formato utilizado es el estándar definido por el esquema Bearer, es decir, el encabezado Authorization con el valor Bearer &lt;token&gt;. Tal como se describió en la configuración de Axios, la inserción de este encabezado se realiza de manera automática mediante el interceptor de solicitud, por lo que los servicios no tienen que agregarlo manualmente en la mayoría de los casos. Para las fotografías privadas, que se cargan mediante el componente de imagen de React Native y que no pueden enviar encabezados personalizados, el token se adjunta como parámetro de consulta en la URL firmada.</w:t>
       </w:r>
     </w:p>
     <w:p>
@@ -6939,25 +6099,7 @@
           <w:sz w:val="24"/>
           <w:szCs w:val="24"/>
         </w:rPr>
-        <w:t xml:space="preserve"> convencionales de Axios. Cada respuesta contiene un estado, un estado de texto, los encabezados y los datos devueltos por el servidor. Los datos de la respuesta, accesibles mediante la propiedad data, contienen la información solicitada, que puede ser un objeto, un arreglo o un token, según el </w:t>
-      </w:r>
-      <w:proofErr w:type="spellStart"/>
-      <w:r>
-        <w:rPr>
-          <w:rFonts w:eastAsia="Times New Roman" w:cs="Times New Roman"/>
-          <w:sz w:val="24"/>
-          <w:szCs w:val="24"/>
-        </w:rPr>
-        <w:t>endpoint</w:t>
-      </w:r>
-      <w:proofErr w:type="spellEnd"/>
-      <w:r>
-        <w:rPr>
-          <w:rFonts w:eastAsia="Times New Roman" w:cs="Times New Roman"/>
-          <w:sz w:val="24"/>
-          <w:szCs w:val="24"/>
-        </w:rPr>
-        <w:t>. Por ejemplo, el inicio de sesión devuelve en los datos el token de autenticación junto con el correo, el nombre y la fotografía del usuario.</w:t>
+        <w:t xml:space="preserve"> convencionales de Axios. Cada respuesta contiene un estado, un estado de texto, los encabezados y los datos devueltos por el servidor. Los datos de la respuesta, accesibles mediante la propiedad data, contienen la información solicitada, que puede ser un objeto, un arreglo o un token, según el endpoint. Por ejemplo, el inicio de sesión devuelve en los datos el token de autenticación junto con el correo, el nombre y la fotografía del usuario.</w:t>
       </w:r>
     </w:p>
     <w:p>
@@ -7016,12 +6158,6 @@
         <w:gridCol w:w="8093"/>
       </w:tblGrid>
       <w:tr>
-        <w:tblPrEx>
-          <w:tblCellMar>
-            <w:top w:w="0" w:type="dxa"/>
-            <w:bottom w:w="0" w:type="dxa"/>
-          </w:tblCellMar>
-        </w:tblPrEx>
         <w:trPr>
           <w:tblHeader/>
         </w:trPr>
@@ -7071,12 +6207,6 @@
         </w:tc>
       </w:tr>
       <w:tr>
-        <w:tblPrEx>
-          <w:tblCellMar>
-            <w:top w:w="0" w:type="dxa"/>
-            <w:bottom w:w="0" w:type="dxa"/>
-          </w:tblCellMar>
-        </w:tblPrEx>
         <w:tc>
           <w:tcPr>
             <w:tcW w:w="1250" w:type="pct"/>
@@ -7117,12 +6247,6 @@
         </w:tc>
       </w:tr>
       <w:tr>
-        <w:tblPrEx>
-          <w:tblCellMar>
-            <w:top w:w="0" w:type="dxa"/>
-            <w:bottom w:w="0" w:type="dxa"/>
-          </w:tblCellMar>
-        </w:tblPrEx>
         <w:tc>
           <w:tcPr>
             <w:tcW w:w="1250" w:type="pct"/>
@@ -7181,12 +6305,6 @@
         </w:tc>
       </w:tr>
       <w:tr>
-        <w:tblPrEx>
-          <w:tblCellMar>
-            <w:top w:w="0" w:type="dxa"/>
-            <w:bottom w:w="0" w:type="dxa"/>
-          </w:tblCellMar>
-        </w:tblPrEx>
         <w:tc>
           <w:tcPr>
             <w:tcW w:w="1250" w:type="pct"/>
@@ -7196,7 +6314,6 @@
             <w:pPr>
               <w:spacing w:line="480" w:lineRule="auto"/>
             </w:pPr>
-            <w:proofErr w:type="spellStart"/>
             <w:r>
               <w:rPr>
                 <w:rFonts w:eastAsia="Times New Roman" w:cs="Times New Roman"/>
@@ -7205,7 +6322,6 @@
               </w:rPr>
               <w:t>statusText</w:t>
             </w:r>
-            <w:proofErr w:type="spellEnd"/>
           </w:p>
         </w:tc>
         <w:tc>
@@ -7229,12 +6345,6 @@
         </w:tc>
       </w:tr>
       <w:tr>
-        <w:tblPrEx>
-          <w:tblCellMar>
-            <w:top w:w="0" w:type="dxa"/>
-            <w:bottom w:w="0" w:type="dxa"/>
-          </w:tblCellMar>
-        </w:tblPrEx>
         <w:tc>
           <w:tcPr>
             <w:tcW w:w="1250" w:type="pct"/>
@@ -7245,7 +6355,6 @@
             <w:pPr>
               <w:spacing w:line="480" w:lineRule="auto"/>
             </w:pPr>
-            <w:proofErr w:type="spellStart"/>
             <w:r>
               <w:rPr>
                 <w:rFonts w:eastAsia="Times New Roman" w:cs="Times New Roman"/>
@@ -7254,7 +6363,6 @@
               </w:rPr>
               <w:t>headers</w:t>
             </w:r>
-            <w:proofErr w:type="spellEnd"/>
           </w:p>
         </w:tc>
         <w:tc>
@@ -7437,12 +6545,6 @@
         <w:gridCol w:w="6474"/>
       </w:tblGrid>
       <w:tr>
-        <w:tblPrEx>
-          <w:tblCellMar>
-            <w:top w:w="0" w:type="dxa"/>
-            <w:bottom w:w="0" w:type="dxa"/>
-          </w:tblCellMar>
-        </w:tblPrEx>
         <w:trPr>
           <w:tblHeader/>
         </w:trPr>
@@ -7514,12 +6616,6 @@
         </w:tc>
       </w:tr>
       <w:tr>
-        <w:tblPrEx>
-          <w:tblCellMar>
-            <w:top w:w="0" w:type="dxa"/>
-            <w:bottom w:w="0" w:type="dxa"/>
-          </w:tblCellMar>
-        </w:tblPrEx>
         <w:tc>
           <w:tcPr>
             <w:tcW w:w="750" w:type="pct"/>
@@ -7579,12 +6675,6 @@
         </w:tc>
       </w:tr>
       <w:tr>
-        <w:tblPrEx>
-          <w:tblCellMar>
-            <w:top w:w="0" w:type="dxa"/>
-            <w:bottom w:w="0" w:type="dxa"/>
-          </w:tblCellMar>
-        </w:tblPrEx>
         <w:tc>
           <w:tcPr>
             <w:tcW w:w="750" w:type="pct"/>
@@ -7647,12 +6737,6 @@
         </w:tc>
       </w:tr>
       <w:tr>
-        <w:tblPrEx>
-          <w:tblCellMar>
-            <w:top w:w="0" w:type="dxa"/>
-            <w:bottom w:w="0" w:type="dxa"/>
-          </w:tblCellMar>
-        </w:tblPrEx>
         <w:tc>
           <w:tcPr>
             <w:tcW w:w="750" w:type="pct"/>
@@ -7712,12 +6796,6 @@
         </w:tc>
       </w:tr>
       <w:tr>
-        <w:tblPrEx>
-          <w:tblCellMar>
-            <w:top w:w="0" w:type="dxa"/>
-            <w:bottom w:w="0" w:type="dxa"/>
-          </w:tblCellMar>
-        </w:tblPrEx>
         <w:tc>
           <w:tcPr>
             <w:tcW w:w="750" w:type="pct"/>
@@ -7780,12 +6858,6 @@
         </w:tc>
       </w:tr>
       <w:tr>
-        <w:tblPrEx>
-          <w:tblCellMar>
-            <w:top w:w="0" w:type="dxa"/>
-            <w:bottom w:w="0" w:type="dxa"/>
-          </w:tblCellMar>
-        </w:tblPrEx>
         <w:tc>
           <w:tcPr>
             <w:tcW w:w="750" w:type="pct"/>
@@ -7845,12 +6917,6 @@
         </w:tc>
       </w:tr>
       <w:tr>
-        <w:tblPrEx>
-          <w:tblCellMar>
-            <w:top w:w="0" w:type="dxa"/>
-            <w:bottom w:w="0" w:type="dxa"/>
-          </w:tblCellMar>
-        </w:tblPrEx>
         <w:tc>
           <w:tcPr>
             <w:tcW w:w="750" w:type="pct"/>
@@ -7913,12 +6979,6 @@
         </w:tc>
       </w:tr>
       <w:tr>
-        <w:tblPrEx>
-          <w:tblCellMar>
-            <w:top w:w="0" w:type="dxa"/>
-            <w:bottom w:w="0" w:type="dxa"/>
-          </w:tblCellMar>
-        </w:tblPrEx>
         <w:tc>
           <w:tcPr>
             <w:tcW w:w="750" w:type="pct"/>
@@ -8004,7 +7064,6 @@
         </w:rPr>
         <w:t>A nivel global, el interceptor de respuesta de Axios es el encargado de detectar el error de sesión expirada y de orquestar el cierre de sesión. Para el resto de los errores, la estrategia consiste en rechazar la promesa para que cada servicio o pantalla maneje el error de forma particular. Los servicios disponen de una función auxiliar que extrae el mensaje de error desde la propiedad data del objeto de respuesta (</w:t>
       </w:r>
-      <w:proofErr w:type="spellStart"/>
       <w:proofErr w:type="gramStart"/>
       <w:r>
         <w:rPr>
@@ -8032,7 +7091,6 @@
         </w:rPr>
         <w:t>data.message</w:t>
       </w:r>
-      <w:proofErr w:type="spellEnd"/>
       <w:proofErr w:type="gramEnd"/>
       <w:r>
         <w:rPr>
@@ -8068,52 +7126,103 @@
           <w:sz w:val="24"/>
           <w:szCs w:val="24"/>
         </w:rPr>
-        <w:t xml:space="preserve">Finalmente, las pantallas presentan los mensajes de error al usuario mediante dos mecanismos principales. En la mayoría de las pantallas, como la comunidad y las fotografías, los errores se muestran mediante ventanas de alerta nativas con un botón de aceptación, y en las operaciones destructivas, como la eliminación, se solicita una confirmación previa. En las pantallas de autenticación, los errores se muestran de forma </w:t>
-      </w:r>
-      <w:proofErr w:type="spellStart"/>
+        <w:t>Finalmente, las pantallas presentan los mensajes de error al usuario mediante dos mecanismos principales. En la mayoría de las pantallas, como la comunidad y las fotografías, los errores se muestran mediante ventanas de alerta nativas con un botón de aceptación, y en las operaciones destructivas, como la eliminación, se solicita una confirmación previa. En las pantallas de autenticación, los errores se muestran de forma inline como texto en color rojo bajo los campos del formulario, lo que mantiene la visibilidad del error sin interrumpir la interacción del usuario. En todos los casos se aprovecha preferentemente el mensaje enviado por el backend para dar un contexto específico del error.</w:t>
+      </w:r>
+    </w:p>
+    <w:p>
+      <w:pPr>
+        <w:pStyle w:val="Ttulo1"/>
+      </w:pPr>
+      <w:bookmarkStart w:id="24" w:name="_Toc239338806"/>
+      <w:r>
+        <w:rPr>
+          <w:rFonts w:eastAsia="Times New Roman"/>
+        </w:rPr>
+        <w:t>8. Validación de comunicación (INT-001.7)</w:t>
+      </w:r>
+      <w:bookmarkEnd w:id="24"/>
+    </w:p>
+    <w:p>
+      <w:pPr>
+        <w:pStyle w:val="Ttulo2"/>
+      </w:pPr>
+      <w:bookmarkStart w:id="25" w:name="_Toc239338807"/>
+      <w:r>
+        <w:rPr>
+          <w:rFonts w:eastAsia="Times New Roman"/>
+        </w:rPr>
+        <w:t>8.1 Pruebas de conectividad frontend-backend</w:t>
+      </w:r>
+      <w:bookmarkEnd w:id="25"/>
+    </w:p>
+    <w:p>
+      <w:pPr>
+        <w:spacing w:line="360" w:lineRule="auto"/>
+        <w:ind w:firstLine="720"/>
+      </w:pPr>
       <w:r>
         <w:rPr>
           <w:rFonts w:eastAsia="Times New Roman" w:cs="Times New Roman"/>
           <w:sz w:val="24"/>
           <w:szCs w:val="24"/>
         </w:rPr>
-        <w:t>inline</w:t>
-      </w:r>
-      <w:proofErr w:type="spellEnd"/>
+        <w:t>La conectividad entre el frontend y el backend se valida durante el desarrollo mediante las solicitudes de autenticación y de perfil, las cuales permiten comprobar de forma rápida que ambos componentes se comunican correctamente. Para facilitar el desarrollo de funcionalidades sin depender del servidor, el proyecto incorpora una capa de simulación (mock) que reproduce las respuestas de la API y que puede activarse para probar el comportamiento de la aplicación de forma aislada. Esta capa simula incluso el caso de sesión expirada mediante una bandera de control, permitiendo validar la navegación al cierre de sesión.</w:t>
+      </w:r>
+    </w:p>
+    <w:p>
+      <w:pPr>
+        <w:pStyle w:val="Ttulo2"/>
+      </w:pPr>
+      <w:bookmarkStart w:id="26" w:name="_Toc239338808"/>
+      <w:r>
+        <w:rPr>
+          <w:rFonts w:eastAsia="Times New Roman"/>
+        </w:rPr>
+        <w:t>8.2 Validación de formatos de datos (request/response)</w:t>
+      </w:r>
+      <w:bookmarkEnd w:id="26"/>
+    </w:p>
+    <w:p>
+      <w:pPr>
+        <w:spacing w:line="360" w:lineRule="auto"/>
+        <w:ind w:firstLine="720"/>
+      </w:pPr>
       <w:r>
         <w:rPr>
           <w:rFonts w:eastAsia="Times New Roman" w:cs="Times New Roman"/>
           <w:sz w:val="24"/>
           <w:szCs w:val="24"/>
         </w:rPr>
-        <w:t xml:space="preserve"> como texto en color rojo bajo los campos del formulario, lo que mantiene la visibilidad del error sin interrumpir la interacción del usuario. En todos los casos se aprovecha preferentemente el mensaje enviado por el backend para dar un contexto específico del error.</w:t>
+        <w:t>La validación de los formatos de datos se realiza a partir de los tipos compartidos que reflejan la forma de los objetos que intercambian el frontend y el backend. Estos tipos se utilizan en los servicios para asegurar que las respuestas se consuman de acuerdo con la estructura esperada y que las solicitudes envíen los campos requeridos. Adicionalmente, el backend valida los datos recibidos y devuelve mensajes de error específicos cuando un campo no cumple con las reglas de validación, los cuales son mostrados por el frontend tal como se describió en el manejo de errores.</w:t>
       </w:r>
     </w:p>
     <w:p>
       <w:pPr>
         <w:pStyle w:val="Ttulo1"/>
       </w:pPr>
-      <w:bookmarkStart w:id="24" w:name="_Toc239338806"/>
+      <w:bookmarkStart w:id="27" w:name="_Toc239338809"/>
       <w:r>
         <w:rPr>
           <w:rFonts w:eastAsia="Times New Roman"/>
         </w:rPr>
-        <w:t>8. Validación de comunicación (INT-001.7)</w:t>
-      </w:r>
-      <w:bookmarkEnd w:id="24"/>
+        <w:lastRenderedPageBreak/>
+        <w:t>9. Pruebas de integración (INT-001.8)</w:t>
+      </w:r>
+      <w:bookmarkEnd w:id="27"/>
     </w:p>
     <w:p>
       <w:pPr>
         <w:pStyle w:val="Ttulo2"/>
-      </w:pPr>
-      <w:bookmarkStart w:id="25" w:name="_Toc239338807"/>
+        <w:spacing w:line="360" w:lineRule="auto"/>
+      </w:pPr>
+      <w:bookmarkStart w:id="28" w:name="_Toc239338810"/>
       <w:r>
         <w:rPr>
           <w:rFonts w:eastAsia="Times New Roman"/>
         </w:rPr>
-        <w:t>8.1 Pruebas de conectividad frontend-backend</w:t>
-      </w:r>
-      <w:bookmarkEnd w:id="25"/>
+        <w:t>9.1 Herramientas utilizadas (Postman, pruebas automatizadas)</w:t>
+      </w:r>
+      <w:bookmarkEnd w:id="28"/>
     </w:p>
     <w:p>
       <w:pPr>
@@ -8126,53 +7235,37 @@
           <w:sz w:val="24"/>
           <w:szCs w:val="24"/>
         </w:rPr>
-        <w:t>La conectividad entre el frontend y el backend se valida durante el desarrollo mediante las solicitudes de autenticación y de perfil, las cuales permiten comprobar de forma rápida que ambos componentes se comunican correctamente. Para facilitar el desarrollo de funcionalidades sin depender del servidor, el proyecto incorpora una capa de simulación (</w:t>
-      </w:r>
-      <w:proofErr w:type="spellStart"/>
+        <w:t>Para la verificación de la integración se utilizan herramientas especializadas de consumo de APIs. Los endpoints se prueban manualmente mediante clientes HTTP</w:t>
+      </w:r>
       <w:r>
         <w:rPr>
           <w:rFonts w:eastAsia="Times New Roman" w:cs="Times New Roman"/>
           <w:sz w:val="24"/>
           <w:szCs w:val="24"/>
         </w:rPr>
-        <w:t>mock</w:t>
-      </w:r>
-      <w:proofErr w:type="spellEnd"/>
+        <w:t>S</w:t>
+      </w:r>
       <w:r>
         <w:rPr>
           <w:rFonts w:eastAsia="Times New Roman" w:cs="Times New Roman"/>
           <w:sz w:val="24"/>
           <w:szCs w:val="24"/>
         </w:rPr>
-        <w:t>) que reproduce las respuestas de la API y que puede activarse para probar el comportamiento de la aplicación de forma aislada. Esta capa simula incluso el caso de sesión expirada mediante una bandera de control, permitiendo validar la navegación al cierre de sesión.</w:t>
+        <w:t xml:space="preserve"> como Postman, lo que permite validar cada solicitud, método y encabezado antes de integrarlo en el frontend. Además, la capa de simulación del frontend permite ejecutar pruebas de comportamiento de las pantallas sin requerir un servidor real, y se planifican pruebas automatizadas para validar la interacción entre la capa de servicios y las pantallas.</w:t>
       </w:r>
     </w:p>
     <w:p>
       <w:pPr>
         <w:pStyle w:val="Ttulo2"/>
       </w:pPr>
-      <w:bookmarkStart w:id="26" w:name="_Toc239338808"/>
+      <w:bookmarkStart w:id="29" w:name="_Toc239338811"/>
       <w:r>
         <w:rPr>
           <w:rFonts w:eastAsia="Times New Roman"/>
         </w:rPr>
-        <w:t>8.2 Validación de formatos de datos (</w:t>
-      </w:r>
-      <w:proofErr w:type="spellStart"/>
-      <w:r>
-        <w:rPr>
-          <w:rFonts w:eastAsia="Times New Roman"/>
-        </w:rPr>
-        <w:t>request</w:t>
-      </w:r>
-      <w:proofErr w:type="spellEnd"/>
-      <w:r>
-        <w:rPr>
-          <w:rFonts w:eastAsia="Times New Roman"/>
-        </w:rPr>
-        <w:t>/response)</w:t>
-      </w:r>
-      <w:bookmarkEnd w:id="26"/>
+        <w:t>9.2 Casos de prueba ejecutados</w:t>
+      </w:r>
+      <w:bookmarkEnd w:id="29"/>
     </w:p>
     <w:p>
       <w:pPr>
@@ -8185,110 +7278,7 @@
           <w:sz w:val="24"/>
           <w:szCs w:val="24"/>
         </w:rPr>
-        <w:t>La validación de los formatos de datos se realiza a partir de los tipos compartidos que reflejan la forma de los objetos que intercambian el frontend y el backend. Estos tipos se utilizan en los servicios para asegurar que las respuestas se consuman de acuerdo con la estructura esperada y que las solicitudes envíen los campos requeridos. Adicionalmente, el backend valida los datos recibidos y devuelve mensajes de error específicos cuando un campo no cumple con las reglas de validación, los cuales son mostrados por el frontend tal como se describió en el manejo de errores.</w:t>
-      </w:r>
-    </w:p>
-    <w:p>
-      <w:pPr>
-        <w:pStyle w:val="Ttulo1"/>
-      </w:pPr>
-      <w:bookmarkStart w:id="27" w:name="_Toc239338809"/>
-      <w:r>
-        <w:rPr>
-          <w:rFonts w:eastAsia="Times New Roman"/>
-        </w:rPr>
-        <w:lastRenderedPageBreak/>
-        <w:t>9. Pruebas de integración (INT-001.8)</w:t>
-      </w:r>
-      <w:bookmarkEnd w:id="27"/>
-    </w:p>
-    <w:p>
-      <w:pPr>
-        <w:pStyle w:val="Ttulo2"/>
-        <w:spacing w:line="360" w:lineRule="auto"/>
-      </w:pPr>
-      <w:bookmarkStart w:id="28" w:name="_Toc239338810"/>
-      <w:r>
-        <w:rPr>
-          <w:rFonts w:eastAsia="Times New Roman"/>
-        </w:rPr>
-        <w:t>9.1 Herramientas utilizadas (Postman, pruebas automatizadas)</w:t>
-      </w:r>
-      <w:bookmarkEnd w:id="28"/>
-    </w:p>
-    <w:p>
-      <w:pPr>
-        <w:spacing w:line="360" w:lineRule="auto"/>
-        <w:ind w:firstLine="720"/>
-      </w:pPr>
-      <w:r>
-        <w:rPr>
-          <w:rFonts w:eastAsia="Times New Roman" w:cs="Times New Roman"/>
-          <w:sz w:val="24"/>
-          <w:szCs w:val="24"/>
-        </w:rPr>
-        <w:t>Para la verificación de la integración se utilizan herramientas especializadas de consumo de APIs. Los endpoints se prueban manualmente mediante clientes HTTP</w:t>
-      </w:r>
-      <w:r>
-        <w:rPr>
-          <w:rFonts w:eastAsia="Times New Roman" w:cs="Times New Roman"/>
-          <w:sz w:val="24"/>
-          <w:szCs w:val="24"/>
-        </w:rPr>
-        <w:t>S</w:t>
-      </w:r>
-      <w:r>
-        <w:rPr>
-          <w:rFonts w:eastAsia="Times New Roman" w:cs="Times New Roman"/>
-          <w:sz w:val="24"/>
-          <w:szCs w:val="24"/>
-        </w:rPr>
-        <w:t xml:space="preserve"> como Postman, lo que permite validar cada solicitud, método y encabezado antes de integrarlo en el frontend. Además, la capa de simulación del frontend permite ejecutar pruebas de comportamiento de las pantallas sin requerir un servidor real, y se planifican pruebas automatizadas para validar la interacción entre la capa de servicios y las pantallas.</w:t>
-      </w:r>
-    </w:p>
-    <w:p>
-      <w:pPr>
-        <w:pStyle w:val="Ttulo2"/>
-      </w:pPr>
-      <w:bookmarkStart w:id="29" w:name="_Toc239338811"/>
-      <w:r>
-        <w:rPr>
-          <w:rFonts w:eastAsia="Times New Roman"/>
-        </w:rPr>
-        <w:t>9.2 Casos de prueba ejecutados</w:t>
-      </w:r>
-      <w:bookmarkEnd w:id="29"/>
-    </w:p>
-    <w:p>
-      <w:pPr>
-        <w:spacing w:line="360" w:lineRule="auto"/>
-        <w:ind w:firstLine="720"/>
-      </w:pPr>
-      <w:r>
-        <w:rPr>
-          <w:rFonts w:eastAsia="Times New Roman" w:cs="Times New Roman"/>
-          <w:sz w:val="24"/>
-          <w:szCs w:val="24"/>
-        </w:rPr>
-        <w:t xml:space="preserve">Los casos de prueba se organizan según el dominio funcional de cada </w:t>
-      </w:r>
-      <w:proofErr w:type="spellStart"/>
-      <w:r>
-        <w:rPr>
-          <w:rFonts w:eastAsia="Times New Roman" w:cs="Times New Roman"/>
-          <w:sz w:val="24"/>
-          <w:szCs w:val="24"/>
-        </w:rPr>
-        <w:t>endpoint</w:t>
-      </w:r>
-      <w:proofErr w:type="spellEnd"/>
-      <w:r>
-        <w:rPr>
-          <w:rFonts w:eastAsia="Times New Roman" w:cs="Times New Roman"/>
-          <w:sz w:val="24"/>
-          <w:szCs w:val="24"/>
-        </w:rPr>
-        <w:t>. En el dominio de autenticación se verifican el inicio de sesión con credenciales válidas e inválidas, el registro de usuarios, la verificación del segundo factor y el cierre de sesión. En el dominio de perfil se validan la consulta y actualización de datos, así como el cambio de contraseña y la administración de sesiones. En el dominio de fotografías se prueban la subida, el listado, la paginación, los me gusta y los comentarios, incluyendo sus ediciones y eliminaciones. Finalmente, en el dominio de eventos se verifican el listado y la consulta por identificador.</w:t>
+        <w:t>Los casos de prueba se organizan según el dominio funcional de cada endpoint. En el dominio de autenticación se verifican el inicio de sesión con credenciales válidas e inválidas, el registro de usuarios, la verificación del segundo factor y el cierre de sesión. En el dominio de perfil se validan la consulta y actualización de datos, así como el cambio de contraseña y la administración de sesiones. En el dominio de fotografías se prueban la subida, el listado, la paginación, los me gusta y los comentarios, incluyendo sus ediciones y eliminaciones. Finalmente, en el dominio de eventos se verifican el listado y la consulta por identificador.</w:t>
       </w:r>
     </w:p>
     <w:p>
@@ -8422,41 +7412,7 @@
           <w:sz w:val="24"/>
           <w:szCs w:val="24"/>
         </w:rPr>
-        <w:t>Los endpoints documentados se agrupan según los dominios funcionales de la aplicación, manteniendo la estructura de rutas presentada en la sección de consumo de la API. Cada operación documentada incluye el método HTTP</w:t>
-      </w:r>
-      <w:r>
-        <w:rPr>
-          <w:rFonts w:eastAsia="Times New Roman" w:cs="Times New Roman"/>
-          <w:sz w:val="24"/>
-          <w:szCs w:val="24"/>
-        </w:rPr>
-        <w:t>S</w:t>
-      </w:r>
-      <w:r>
-        <w:rPr>
-          <w:rFonts w:eastAsia="Times New Roman" w:cs="Times New Roman"/>
-          <w:sz w:val="24"/>
-          <w:szCs w:val="24"/>
-        </w:rPr>
-        <w:t xml:space="preserve">, la ruta relativa, los parámetros de ruta y de consulta, el cuerpo de la solicitud y las respuestas posibles junto con sus códigos de estado. Esta estructura estandarizada permite a los desarrolladores conocer el contrato de cada </w:t>
-      </w:r>
-      <w:proofErr w:type="spellStart"/>
-      <w:r>
-        <w:rPr>
-          <w:rFonts w:eastAsia="Times New Roman" w:cs="Times New Roman"/>
-          <w:sz w:val="24"/>
-          <w:szCs w:val="24"/>
-        </w:rPr>
-        <w:t>endpoint</w:t>
-      </w:r>
-      <w:proofErr w:type="spellEnd"/>
-      <w:r>
-        <w:rPr>
-          <w:rFonts w:eastAsia="Times New Roman" w:cs="Times New Roman"/>
-          <w:sz w:val="24"/>
-          <w:szCs w:val="24"/>
-        </w:rPr>
-        <w:t xml:space="preserve"> de forma clara antes de consumirlo desde el frontend.</w:t>
+        <w:t>Los endpoints documentados se agrupan según los dominios funcionales de la aplicación, manteniendo la estructura de rutas presentada en la sección de consumo de la API. Cada operación documentada incluye el método HTTPS, la ruta relativa, los parámetros de ruta y de consulta, el cuerpo de la solicitud y las respuestas posibles junto con sus códigos de estado. Esta estructura estandarizada permite a los desarrolladores conocer el contrato de cada endpoint de forma clara antes de consumirlo desde el frontend.</w:t>
       </w:r>
     </w:p>
     <w:p>
@@ -8511,6 +7467,10 @@
     <w:sdt>
       <w:sdtPr>
         <w:rPr>
+          <w:rFonts w:eastAsia="Calibri" w:cs="Calibri"/>
+          <w:b w:val="0"/>
+          <w:color w:val="auto"/>
+          <w:szCs w:val="22"/>
           <w:lang w:val="es-MX"/>
         </w:rPr>
         <w:id w:val="-906845572"/>
@@ -8521,10 +7481,6 @@
       </w:sdtPr>
       <w:sdtEndPr>
         <w:rPr>
-          <w:rFonts w:eastAsia="Calibri" w:cs="Calibri"/>
-          <w:b w:val="0"/>
-          <w:color w:val="auto"/>
-          <w:szCs w:val="22"/>
           <w:lang w:val="es-419"/>
         </w:rPr>
       </w:sdtEndPr>
@@ -14580,12 +13536,6 @@
 </file>
 
 <file path=customXml/item1.xml><?xml version="1.0" encoding="utf-8"?>
-<go:gDocsCustomXmlDataStorage xmlns:go="http://customooxmlschemas.google.com/" xmlns:r="http://schemas.openxmlformats.org/officeDocument/2006/relationships" uri="GoogleDocsCustomDataVersion2">
-  <go:docsCustomData xmlns:go="http://customooxmlschemas.google.com/" roundtripDataSignature="AMtx7mi9d+hB7Yr5xbgsLmNWLWBp+ZE0pA==">CgMxLjAyDmgucTN2NzA2eG5kbmd2Mg5oLmt3bTJka3VkZzlmejgAciExQXU0QTJUc0Z4RFFfZjVvQkJHWk1rcEIzQ01SMG5jazY=</go:docsCustomData>
-</go:gDocsCustomXmlDataStorage>
-</file>
-
-<file path=customXml/item2.xml><?xml version="1.0" encoding="utf-8"?>
 <b:Sources xmlns:b="http://schemas.openxmlformats.org/officeDocument/2006/bibliography" xmlns="http://schemas.openxmlformats.org/officeDocument/2006/bibliography" SelectedStyle="\APASixthEditionOfficeOnline.xsl" StyleName="APA" Version="6">
   <b:Source>
     <b:Tag>Axi26</b:Tag>
@@ -14705,19 +13655,25 @@
 </b:Sources>
 </file>
 
+<file path=customXml/item2.xml><?xml version="1.0" encoding="utf-8"?>
+<go:gDocsCustomXmlDataStorage xmlns:go="http://customooxmlschemas.google.com/" xmlns:r="http://schemas.openxmlformats.org/officeDocument/2006/relationships" uri="GoogleDocsCustomDataVersion2">
+  <go:docsCustomData xmlns:go="http://customooxmlschemas.google.com/" roundtripDataSignature="AMtx7mi9d+hB7Yr5xbgsLmNWLWBp+ZE0pA==">CgMxLjAyDmgucTN2NzA2eG5kbmd2Mg5oLmt3bTJka3VkZzlmejgAciExQXU0QTJUc0Z4RFFfZjVvQkJHWk1rcEIzQ01SMG5jazY=</go:docsCustomData>
+</go:gDocsCustomXmlDataStorage>
+</file>
+
 <file path=customXml/itemProps1.xml><?xml version="1.0" encoding="utf-8"?>
+<ds:datastoreItem xmlns:ds="http://schemas.openxmlformats.org/officeDocument/2006/customXml" ds:itemID="{4F69DDA9-824F-4F35-8DE9-DD3222E1373C}">
+  <ds:schemaRefs>
+    <ds:schemaRef ds:uri="http://schemas.openxmlformats.org/officeDocument/2006/bibliography"/>
+  </ds:schemaRefs>
+</ds:datastoreItem>
+</file>
+
+<file path=customXml/itemProps2.xml><?xml version="1.0" encoding="utf-8"?>
 <ds:datastoreItem xmlns:ds="http://schemas.openxmlformats.org/officeDocument/2006/customXml" ds:itemID="{11111111-1234-1234-1234-123412341234}">
   <ds:schemaRefs>
     <ds:schemaRef ds:uri="http://customooxmlschemas.google.com/"/>
     <ds:schemaRef ds:uri="http://schemas.openxmlformats.org/officeDocument/2006/relationships"/>
   </ds:schemaRefs>
 </ds:datastoreItem>
-</file>
-
-<file path=customXml/itemProps2.xml><?xml version="1.0" encoding="utf-8"?>
-<ds:datastoreItem xmlns:ds="http://schemas.openxmlformats.org/officeDocument/2006/customXml" ds:itemID="{4F69DDA9-824F-4F35-8DE9-DD3222E1373C}">
-  <ds:schemaRefs>
-    <ds:schemaRef ds:uri="http://schemas.openxmlformats.org/officeDocument/2006/bibliography"/>
-  </ds:schemaRefs>
-</ds:datastoreItem>
 </file>